--- a/public/docxFiles/PD130/PD130_characteristics.docx
+++ b/public/docxFiles/PD130/PD130_characteristics.docx
@@ -90,12 +90,7 @@
           <w:tcPr>
             <w:tcW w:w="9679" w:type="dxa"/>
             <w:gridSpan w:val="2"/>
-            <w:tcBorders>
-              <w:top w:val="single" w:sz="4" w:space="0" w:color="FFFFFF"/>
-              <w:start w:val="single" w:sz="4" w:space="0" w:color="FFFFFF"/>
-              <w:bottom w:val="single" w:sz="4" w:space="0" w:color="FFFFFF"/>
-              <w:end w:val="single" w:sz="4" w:space="0" w:color="FFFFFF"/>
-            </w:tcBorders>
+            <w:tcBorders/>
             <w:vAlign w:val="center"/>
           </w:tcPr>
           <w:p>
@@ -134,12 +129,7 @@
         <w:tc>
           <w:tcPr>
             <w:tcW w:w="7083" w:type="dxa"/>
-            <w:tcBorders>
-              <w:top w:val="single" w:sz="4" w:space="0" w:color="FFFFFF"/>
-              <w:start w:val="single" w:sz="4" w:space="0" w:color="FFFFFF"/>
-              <w:bottom w:val="single" w:sz="4" w:space="0" w:color="FFFFFF"/>
-              <w:end w:val="single" w:sz="4" w:space="0" w:color="FFFFFF"/>
-            </w:tcBorders>
+            <w:tcBorders/>
           </w:tcPr>
           <w:p>
             <w:pPr>
@@ -173,12 +163,7 @@
         <w:tc>
           <w:tcPr>
             <w:tcW w:w="2596" w:type="dxa"/>
-            <w:tcBorders>
-              <w:top w:val="single" w:sz="4" w:space="0" w:color="FFFFFF"/>
-              <w:start w:val="single" w:sz="4" w:space="0" w:color="FFFFFF"/>
-              <w:bottom w:val="single" w:sz="4" w:space="0" w:color="FFFFFF"/>
-              <w:end w:val="single" w:sz="4" w:space="0" w:color="FFFFFF"/>
-            </w:tcBorders>
+            <w:tcBorders/>
           </w:tcPr>
           <w:p>
             <w:pPr>
@@ -216,12 +201,7 @@
         <w:tc>
           <w:tcPr>
             <w:tcW w:w="7083" w:type="dxa"/>
-            <w:tcBorders>
-              <w:top w:val="single" w:sz="4" w:space="0" w:color="FFFFFF"/>
-              <w:start w:val="single" w:sz="4" w:space="0" w:color="FFFFFF"/>
-              <w:bottom w:val="single" w:sz="4" w:space="0" w:color="FFFFFF"/>
-              <w:end w:val="single" w:sz="4" w:space="0" w:color="FFFFFF"/>
-            </w:tcBorders>
+            <w:tcBorders/>
           </w:tcPr>
           <w:p>
             <w:pPr>
@@ -248,19 +228,37 @@
                 <w:shd w:fill="auto" w:val="clear"/>
                 <w:lang w:eastAsia="en-US" w:bidi="ar-SA"/>
               </w:rPr>
-              <w:t>Продуктивність, м3 / хв.</w:t>
+              <w:t>Продуктивність, м</w:t>
+            </w:r>
+            <w:r>
+              <w:rPr>
+                <w:rFonts w:eastAsia="Times New Roman" w:cs="Times New Roman" w:ascii="Times New Roman" w:hAnsi="Times New Roman"/>
+                <w:kern w:val="0"/>
+                <w:sz w:val="26"/>
+                <w:szCs w:val="26"/>
+                <w:shd w:fill="auto" w:val="clear"/>
+                <w:vertAlign w:val="superscript"/>
+                <w:lang w:eastAsia="en-US" w:bidi="ar-SA"/>
+              </w:rPr>
+              <w:t>3</w:t>
+            </w:r>
+            <w:r>
+              <w:rPr>
+                <w:rFonts w:eastAsia="Times New Roman" w:cs="Times New Roman" w:ascii="Times New Roman" w:hAnsi="Times New Roman"/>
+                <w:kern w:val="0"/>
+                <w:sz w:val="26"/>
+                <w:szCs w:val="26"/>
+                <w:shd w:fill="auto" w:val="clear"/>
+                <w:lang w:eastAsia="en-US" w:bidi="ar-SA"/>
+              </w:rPr>
+              <w:t>/ хв.</w:t>
             </w:r>
           </w:p>
         </w:tc>
         <w:tc>
           <w:tcPr>
             <w:tcW w:w="2596" w:type="dxa"/>
-            <w:tcBorders>
-              <w:top w:val="single" w:sz="4" w:space="0" w:color="FFFFFF"/>
-              <w:start w:val="single" w:sz="4" w:space="0" w:color="FFFFFF"/>
-              <w:bottom w:val="single" w:sz="4" w:space="0" w:color="FFFFFF"/>
-              <w:end w:val="single" w:sz="4" w:space="0" w:color="FFFFFF"/>
-            </w:tcBorders>
+            <w:tcBorders/>
           </w:tcPr>
           <w:p>
             <w:pPr>
@@ -297,12 +295,7 @@
         <w:tc>
           <w:tcPr>
             <w:tcW w:w="7083" w:type="dxa"/>
-            <w:tcBorders>
-              <w:top w:val="single" w:sz="4" w:space="0" w:color="FFFFFF"/>
-              <w:start w:val="single" w:sz="4" w:space="0" w:color="FFFFFF"/>
-              <w:bottom w:val="single" w:sz="4" w:space="0" w:color="FFFFFF"/>
-              <w:end w:val="single" w:sz="4" w:space="0" w:color="FFFFFF"/>
-            </w:tcBorders>
+            <w:tcBorders/>
           </w:tcPr>
           <w:p>
             <w:pPr>
@@ -336,12 +329,7 @@
         <w:tc>
           <w:tcPr>
             <w:tcW w:w="2596" w:type="dxa"/>
-            <w:tcBorders>
-              <w:top w:val="single" w:sz="4" w:space="0" w:color="FFFFFF"/>
-              <w:start w:val="single" w:sz="4" w:space="0" w:color="FFFFFF"/>
-              <w:bottom w:val="single" w:sz="4" w:space="0" w:color="FFFFFF"/>
-              <w:end w:val="single" w:sz="4" w:space="0" w:color="FFFFFF"/>
-            </w:tcBorders>
+            <w:tcBorders/>
           </w:tcPr>
           <w:p>
             <w:pPr>
@@ -378,12 +366,7 @@
         <w:tc>
           <w:tcPr>
             <w:tcW w:w="7083" w:type="dxa"/>
-            <w:tcBorders>
-              <w:top w:val="single" w:sz="4" w:space="0" w:color="FFFFFF"/>
-              <w:start w:val="single" w:sz="4" w:space="0" w:color="FFFFFF"/>
-              <w:bottom w:val="single" w:sz="4" w:space="0" w:color="FFFFFF"/>
-              <w:end w:val="single" w:sz="4" w:space="0" w:color="FFFFFF"/>
-            </w:tcBorders>
+            <w:tcBorders/>
           </w:tcPr>
           <w:p>
             <w:pPr>
@@ -417,12 +400,7 @@
         <w:tc>
           <w:tcPr>
             <w:tcW w:w="2596" w:type="dxa"/>
-            <w:tcBorders>
-              <w:top w:val="single" w:sz="4" w:space="0" w:color="FFFFFF"/>
-              <w:start w:val="single" w:sz="4" w:space="0" w:color="FFFFFF"/>
-              <w:bottom w:val="single" w:sz="4" w:space="0" w:color="FFFFFF"/>
-              <w:end w:val="single" w:sz="4" w:space="0" w:color="FFFFFF"/>
-            </w:tcBorders>
+            <w:tcBorders/>
           </w:tcPr>
           <w:p>
             <w:pPr>
@@ -459,12 +437,7 @@
         <w:tc>
           <w:tcPr>
             <w:tcW w:w="7083" w:type="dxa"/>
-            <w:tcBorders>
-              <w:top w:val="single" w:sz="4" w:space="0" w:color="FFFFFF"/>
-              <w:start w:val="single" w:sz="4" w:space="0" w:color="FFFFFF"/>
-              <w:bottom w:val="single" w:sz="4" w:space="0" w:color="FFFFFF"/>
-              <w:end w:val="single" w:sz="4" w:space="0" w:color="FFFFFF"/>
-            </w:tcBorders>
+            <w:tcBorders/>
           </w:tcPr>
           <w:p>
             <w:pPr>
@@ -498,12 +471,7 @@
         <w:tc>
           <w:tcPr>
             <w:tcW w:w="2596" w:type="dxa"/>
-            <w:tcBorders>
-              <w:top w:val="single" w:sz="4" w:space="0" w:color="FFFFFF"/>
-              <w:start w:val="single" w:sz="4" w:space="0" w:color="FFFFFF"/>
-              <w:bottom w:val="single" w:sz="4" w:space="0" w:color="FFFFFF"/>
-              <w:end w:val="single" w:sz="4" w:space="0" w:color="FFFFFF"/>
-            </w:tcBorders>
+            <w:tcBorders/>
           </w:tcPr>
           <w:p>
             <w:pPr>
@@ -540,12 +508,7 @@
         <w:tc>
           <w:tcPr>
             <w:tcW w:w="7083" w:type="dxa"/>
-            <w:tcBorders>
-              <w:top w:val="single" w:sz="4" w:space="0" w:color="FFFFFF"/>
-              <w:start w:val="single" w:sz="4" w:space="0" w:color="FFFFFF"/>
-              <w:bottom w:val="single" w:sz="4" w:space="0" w:color="FFFFFF"/>
-              <w:end w:val="single" w:sz="4" w:space="0" w:color="FFFFFF"/>
-            </w:tcBorders>
+            <w:tcBorders/>
           </w:tcPr>
           <w:p>
             <w:pPr>
@@ -579,12 +542,7 @@
         <w:tc>
           <w:tcPr>
             <w:tcW w:w="2596" w:type="dxa"/>
-            <w:tcBorders>
-              <w:top w:val="single" w:sz="4" w:space="0" w:color="FFFFFF"/>
-              <w:start w:val="single" w:sz="4" w:space="0" w:color="FFFFFF"/>
-              <w:bottom w:val="single" w:sz="4" w:space="0" w:color="FFFFFF"/>
-              <w:end w:val="single" w:sz="4" w:space="0" w:color="FFFFFF"/>
-            </w:tcBorders>
+            <w:tcBorders/>
           </w:tcPr>
           <w:p>
             <w:pPr>
@@ -621,12 +579,7 @@
         <w:tc>
           <w:tcPr>
             <w:tcW w:w="7083" w:type="dxa"/>
-            <w:tcBorders>
-              <w:top w:val="single" w:sz="4" w:space="0" w:color="FFFFFF"/>
-              <w:start w:val="single" w:sz="4" w:space="0" w:color="FFFFFF"/>
-              <w:bottom w:val="single" w:sz="4" w:space="0" w:color="FFFFFF"/>
-              <w:end w:val="single" w:sz="4" w:space="0" w:color="FFFFFF"/>
-            </w:tcBorders>
+            <w:tcBorders/>
           </w:tcPr>
           <w:p>
             <w:pPr>
@@ -660,12 +613,7 @@
         <w:tc>
           <w:tcPr>
             <w:tcW w:w="2596" w:type="dxa"/>
-            <w:tcBorders>
-              <w:top w:val="single" w:sz="4" w:space="0" w:color="FFFFFF"/>
-              <w:start w:val="single" w:sz="4" w:space="0" w:color="FFFFFF"/>
-              <w:bottom w:val="single" w:sz="4" w:space="0" w:color="FFFFFF"/>
-              <w:end w:val="single" w:sz="4" w:space="0" w:color="FFFFFF"/>
-            </w:tcBorders>
+            <w:tcBorders/>
           </w:tcPr>
           <w:p>
             <w:pPr>
@@ -702,12 +650,7 @@
         <w:tc>
           <w:tcPr>
             <w:tcW w:w="7083" w:type="dxa"/>
-            <w:tcBorders>
-              <w:top w:val="single" w:sz="4" w:space="0" w:color="FFFFFF"/>
-              <w:start w:val="single" w:sz="4" w:space="0" w:color="FFFFFF"/>
-              <w:bottom w:val="single" w:sz="4" w:space="0" w:color="FFFFFF"/>
-              <w:end w:val="single" w:sz="4" w:space="0" w:color="FFFFFF"/>
-            </w:tcBorders>
+            <w:tcBorders/>
           </w:tcPr>
           <w:p>
             <w:pPr>
@@ -741,12 +684,7 @@
         <w:tc>
           <w:tcPr>
             <w:tcW w:w="2596" w:type="dxa"/>
-            <w:tcBorders>
-              <w:top w:val="single" w:sz="4" w:space="0" w:color="FFFFFF"/>
-              <w:start w:val="single" w:sz="4" w:space="0" w:color="FFFFFF"/>
-              <w:bottom w:val="single" w:sz="4" w:space="0" w:color="FFFFFF"/>
-              <w:end w:val="single" w:sz="4" w:space="0" w:color="FFFFFF"/>
-            </w:tcBorders>
+            <w:tcBorders/>
           </w:tcPr>
           <w:p>
             <w:pPr>
@@ -783,12 +721,7 @@
         <w:tc>
           <w:tcPr>
             <w:tcW w:w="7083" w:type="dxa"/>
-            <w:tcBorders>
-              <w:top w:val="single" w:sz="4" w:space="0" w:color="FFFFFF"/>
-              <w:start w:val="single" w:sz="4" w:space="0" w:color="FFFFFF"/>
-              <w:bottom w:val="single" w:sz="4" w:space="0" w:color="FFFFFF"/>
-              <w:end w:val="single" w:sz="4" w:space="0" w:color="FFFFFF"/>
-            </w:tcBorders>
+            <w:tcBorders/>
           </w:tcPr>
           <w:p>
             <w:pPr>
@@ -822,12 +755,7 @@
         <w:tc>
           <w:tcPr>
             <w:tcW w:w="2596" w:type="dxa"/>
-            <w:tcBorders>
-              <w:top w:val="single" w:sz="4" w:space="0" w:color="FFFFFF"/>
-              <w:start w:val="single" w:sz="4" w:space="0" w:color="FFFFFF"/>
-              <w:bottom w:val="single" w:sz="4" w:space="0" w:color="FFFFFF"/>
-              <w:end w:val="single" w:sz="4" w:space="0" w:color="FFFFFF"/>
-            </w:tcBorders>
+            <w:tcBorders/>
           </w:tcPr>
           <w:p>
             <w:pPr>
@@ -864,12 +792,7 @@
         <w:tc>
           <w:tcPr>
             <w:tcW w:w="7083" w:type="dxa"/>
-            <w:tcBorders>
-              <w:top w:val="single" w:sz="4" w:space="0" w:color="FFFFFF"/>
-              <w:start w:val="single" w:sz="4" w:space="0" w:color="FFFFFF"/>
-              <w:bottom w:val="single" w:sz="4" w:space="0" w:color="FFFFFF"/>
-              <w:end w:val="single" w:sz="4" w:space="0" w:color="FFFFFF"/>
-            </w:tcBorders>
+            <w:tcBorders/>
           </w:tcPr>
           <w:p>
             <w:pPr>
@@ -915,12 +838,7 @@
         <w:tc>
           <w:tcPr>
             <w:tcW w:w="2596" w:type="dxa"/>
-            <w:tcBorders>
-              <w:top w:val="single" w:sz="4" w:space="0" w:color="FFFFFF"/>
-              <w:start w:val="single" w:sz="4" w:space="0" w:color="FFFFFF"/>
-              <w:bottom w:val="single" w:sz="4" w:space="0" w:color="FFFFFF"/>
-              <w:end w:val="single" w:sz="4" w:space="0" w:color="FFFFFF"/>
-            </w:tcBorders>
+            <w:tcBorders/>
           </w:tcPr>
           <w:p>
             <w:pPr>
@@ -957,12 +875,7 @@
         <w:tc>
           <w:tcPr>
             <w:tcW w:w="7083" w:type="dxa"/>
-            <w:tcBorders>
-              <w:top w:val="single" w:sz="4" w:space="0" w:color="FFFFFF"/>
-              <w:start w:val="single" w:sz="4" w:space="0" w:color="FFFFFF"/>
-              <w:bottom w:val="single" w:sz="4" w:space="0" w:color="FFFFFF"/>
-              <w:end w:val="single" w:sz="4" w:space="0" w:color="FFFFFF"/>
-            </w:tcBorders>
+            <w:tcBorders/>
           </w:tcPr>
           <w:p>
             <w:pPr>
@@ -996,12 +909,7 @@
         <w:tc>
           <w:tcPr>
             <w:tcW w:w="2596" w:type="dxa"/>
-            <w:tcBorders>
-              <w:top w:val="single" w:sz="4" w:space="0" w:color="FFFFFF"/>
-              <w:start w:val="single" w:sz="4" w:space="0" w:color="FFFFFF"/>
-              <w:bottom w:val="single" w:sz="4" w:space="0" w:color="FFFFFF"/>
-              <w:end w:val="single" w:sz="4" w:space="0" w:color="FFFFFF"/>
-            </w:tcBorders>
+            <w:tcBorders/>
           </w:tcPr>
           <w:p>
             <w:pPr>
@@ -1038,12 +946,7 @@
         <w:tc>
           <w:tcPr>
             <w:tcW w:w="7083" w:type="dxa"/>
-            <w:tcBorders>
-              <w:top w:val="single" w:sz="4" w:space="0" w:color="FFFFFF"/>
-              <w:start w:val="single" w:sz="4" w:space="0" w:color="FFFFFF"/>
-              <w:bottom w:val="single" w:sz="4" w:space="0" w:color="FFFFFF"/>
-              <w:end w:val="single" w:sz="4" w:space="0" w:color="FFFFFF"/>
-            </w:tcBorders>
+            <w:tcBorders/>
           </w:tcPr>
           <w:p>
             <w:pPr>
@@ -1079,10 +982,22 @@
                 <w:sz w:val="26"/>
                 <w:szCs w:val="26"/>
                 <w:shd w:fill="auto" w:val="clear"/>
+                <w:vertAlign w:val="subscript"/>
+                <w:lang w:eastAsia="en-US" w:bidi="ar-SA"/>
+              </w:rPr>
+              <w:t>1/4</w:t>
+            </w:r>
+            <w:r>
+              <w:rPr>
+                <w:rFonts w:eastAsia="Times New Roman" w:cs="Times New Roman" w:ascii="Times New Roman" w:hAnsi="Times New Roman"/>
+                <w:kern w:val="0"/>
+                <w:sz w:val="26"/>
+                <w:szCs w:val="26"/>
+                <w:shd w:fill="auto" w:val="clear"/>
                 <w:vertAlign w:val="superscript"/>
                 <w:lang w:eastAsia="en-US" w:bidi="ar-SA"/>
               </w:rPr>
-              <w:t xml:space="preserve">1/4 </w:t>
+              <w:t xml:space="preserve"> </w:t>
             </w:r>
             <w:r>
               <w:rPr>
@@ -1100,12 +1015,7 @@
         <w:tc>
           <w:tcPr>
             <w:tcW w:w="2596" w:type="dxa"/>
-            <w:tcBorders>
-              <w:top w:val="single" w:sz="4" w:space="0" w:color="FFFFFF"/>
-              <w:start w:val="single" w:sz="4" w:space="0" w:color="FFFFFF"/>
-              <w:bottom w:val="single" w:sz="4" w:space="0" w:color="FFFFFF"/>
-              <w:end w:val="single" w:sz="4" w:space="0" w:color="FFFFFF"/>
-            </w:tcBorders>
+            <w:tcBorders/>
           </w:tcPr>
           <w:p>
             <w:pPr>
@@ -1142,12 +1052,7 @@
         <w:tc>
           <w:tcPr>
             <w:tcW w:w="7083" w:type="dxa"/>
-            <w:tcBorders>
-              <w:top w:val="single" w:sz="4" w:space="0" w:color="FFFFFF"/>
-              <w:start w:val="single" w:sz="4" w:space="0" w:color="FFFFFF"/>
-              <w:bottom w:val="single" w:sz="4" w:space="0" w:color="FFFFFF"/>
-              <w:end w:val="single" w:sz="4" w:space="0" w:color="FFFFFF"/>
-            </w:tcBorders>
+            <w:tcBorders/>
           </w:tcPr>
           <w:p>
             <w:pPr>
@@ -1181,12 +1086,7 @@
         <w:tc>
           <w:tcPr>
             <w:tcW w:w="2596" w:type="dxa"/>
-            <w:tcBorders>
-              <w:top w:val="single" w:sz="4" w:space="0" w:color="FFFFFF"/>
-              <w:start w:val="single" w:sz="4" w:space="0" w:color="FFFFFF"/>
-              <w:bottom w:val="single" w:sz="4" w:space="0" w:color="FFFFFF"/>
-              <w:end w:val="single" w:sz="4" w:space="0" w:color="FFFFFF"/>
-            </w:tcBorders>
+            <w:tcBorders/>
           </w:tcPr>
           <w:p>
             <w:pPr>
@@ -1224,12 +1124,7 @@
         <w:tc>
           <w:tcPr>
             <w:tcW w:w="7083" w:type="dxa"/>
-            <w:tcBorders>
-              <w:top w:val="single" w:sz="4" w:space="0" w:color="FFFFFF"/>
-              <w:start w:val="single" w:sz="4" w:space="0" w:color="FFFFFF"/>
-              <w:bottom w:val="single" w:sz="4" w:space="0" w:color="FFFFFF"/>
-              <w:end w:val="single" w:sz="4" w:space="0" w:color="FFFFFF"/>
-            </w:tcBorders>
+            <w:tcBorders/>
           </w:tcPr>
           <w:p>
             <w:pPr>
@@ -1263,12 +1158,7 @@
         <w:tc>
           <w:tcPr>
             <w:tcW w:w="2596" w:type="dxa"/>
-            <w:tcBorders>
-              <w:top w:val="single" w:sz="4" w:space="0" w:color="FFFFFF"/>
-              <w:start w:val="single" w:sz="4" w:space="0" w:color="FFFFFF"/>
-              <w:bottom w:val="single" w:sz="4" w:space="0" w:color="FFFFFF"/>
-              <w:end w:val="single" w:sz="4" w:space="0" w:color="FFFFFF"/>
-            </w:tcBorders>
+            <w:tcBorders/>
           </w:tcPr>
           <w:p>
             <w:pPr>
@@ -1306,12 +1196,7 @@
         <w:tc>
           <w:tcPr>
             <w:tcW w:w="7083" w:type="dxa"/>
-            <w:tcBorders>
-              <w:top w:val="single" w:sz="4" w:space="0" w:color="FFFFFF"/>
-              <w:start w:val="single" w:sz="4" w:space="0" w:color="FFFFFF"/>
-              <w:bottom w:val="single" w:sz="4" w:space="0" w:color="FFFFFF"/>
-              <w:end w:val="single" w:sz="4" w:space="0" w:color="FFFFFF"/>
-            </w:tcBorders>
+            <w:tcBorders/>
           </w:tcPr>
           <w:p>
             <w:pPr>
@@ -1345,12 +1230,7 @@
         <w:tc>
           <w:tcPr>
             <w:tcW w:w="2596" w:type="dxa"/>
-            <w:tcBorders>
-              <w:top w:val="single" w:sz="4" w:space="0" w:color="FFFFFF"/>
-              <w:start w:val="single" w:sz="4" w:space="0" w:color="FFFFFF"/>
-              <w:bottom w:val="single" w:sz="4" w:space="0" w:color="FFFFFF"/>
-              <w:end w:val="single" w:sz="4" w:space="0" w:color="FFFFFF"/>
-            </w:tcBorders>
+            <w:tcBorders/>
           </w:tcPr>
           <w:p>
             <w:pPr>
@@ -1388,12 +1268,7 @@
         <w:tc>
           <w:tcPr>
             <w:tcW w:w="7083" w:type="dxa"/>
-            <w:tcBorders>
-              <w:top w:val="single" w:sz="4" w:space="0" w:color="FFFFFF"/>
-              <w:start w:val="single" w:sz="4" w:space="0" w:color="FFFFFF"/>
-              <w:bottom w:val="single" w:sz="4" w:space="0" w:color="FFFFFF"/>
-              <w:end w:val="single" w:sz="4" w:space="0" w:color="FFFFFF"/>
-            </w:tcBorders>
+            <w:tcBorders/>
           </w:tcPr>
           <w:p>
             <w:pPr>
@@ -1427,12 +1302,7 @@
         <w:tc>
           <w:tcPr>
             <w:tcW w:w="2596" w:type="dxa"/>
-            <w:tcBorders>
-              <w:top w:val="single" w:sz="4" w:space="0" w:color="FFFFFF"/>
-              <w:start w:val="single" w:sz="4" w:space="0" w:color="FFFFFF"/>
-              <w:bottom w:val="single" w:sz="4" w:space="0" w:color="FFFFFF"/>
-              <w:end w:val="single" w:sz="4" w:space="0" w:color="FFFFFF"/>
-            </w:tcBorders>
+            <w:tcBorders/>
           </w:tcPr>
           <w:p>
             <w:pPr>
@@ -1471,12 +1341,7 @@
           <w:tcPr>
             <w:tcW w:w="9679" w:type="dxa"/>
             <w:gridSpan w:val="2"/>
-            <w:tcBorders>
-              <w:top w:val="single" w:sz="4" w:space="0" w:color="FFFFFF"/>
-              <w:start w:val="single" w:sz="4" w:space="0" w:color="FFFFFF"/>
-              <w:bottom w:val="single" w:sz="4" w:space="0" w:color="FFFFFF"/>
-              <w:end w:val="single" w:sz="4" w:space="0" w:color="FFFFFF"/>
-            </w:tcBorders>
+            <w:tcBorders/>
             <w:vAlign w:val="center"/>
           </w:tcPr>
           <w:p>
@@ -1515,12 +1380,7 @@
         <w:tc>
           <w:tcPr>
             <w:tcW w:w="7083" w:type="dxa"/>
-            <w:tcBorders>
-              <w:top w:val="single" w:sz="4" w:space="0" w:color="FFFFFF"/>
-              <w:start w:val="single" w:sz="4" w:space="0" w:color="FFFFFF"/>
-              <w:bottom w:val="single" w:sz="4" w:space="0" w:color="FFFFFF"/>
-              <w:end w:val="single" w:sz="4" w:space="0" w:color="FFFFFF"/>
-            </w:tcBorders>
+            <w:tcBorders/>
           </w:tcPr>
           <w:p>
             <w:pPr>
@@ -1554,12 +1414,7 @@
         <w:tc>
           <w:tcPr>
             <w:tcW w:w="2596" w:type="dxa"/>
-            <w:tcBorders>
-              <w:top w:val="single" w:sz="4" w:space="0" w:color="FFFFFF"/>
-              <w:start w:val="single" w:sz="4" w:space="0" w:color="FFFFFF"/>
-              <w:bottom w:val="single" w:sz="4" w:space="0" w:color="FFFFFF"/>
-              <w:end w:val="single" w:sz="4" w:space="0" w:color="FFFFFF"/>
-            </w:tcBorders>
+            <w:tcBorders/>
           </w:tcPr>
           <w:p>
             <w:pPr>
@@ -1596,12 +1451,7 @@
         <w:tc>
           <w:tcPr>
             <w:tcW w:w="7083" w:type="dxa"/>
-            <w:tcBorders>
-              <w:top w:val="single" w:sz="4" w:space="0" w:color="FFFFFF"/>
-              <w:start w:val="single" w:sz="4" w:space="0" w:color="FFFFFF"/>
-              <w:bottom w:val="single" w:sz="4" w:space="0" w:color="FFFFFF"/>
-              <w:end w:val="single" w:sz="4" w:space="0" w:color="FFFFFF"/>
-            </w:tcBorders>
+            <w:tcBorders/>
           </w:tcPr>
           <w:p>
             <w:pPr>
@@ -1635,12 +1485,7 @@
         <w:tc>
           <w:tcPr>
             <w:tcW w:w="2596" w:type="dxa"/>
-            <w:tcBorders>
-              <w:top w:val="single" w:sz="4" w:space="0" w:color="FFFFFF"/>
-              <w:start w:val="single" w:sz="4" w:space="0" w:color="FFFFFF"/>
-              <w:bottom w:val="single" w:sz="4" w:space="0" w:color="FFFFFF"/>
-              <w:end w:val="single" w:sz="4" w:space="0" w:color="FFFFFF"/>
-            </w:tcBorders>
+            <w:tcBorders/>
           </w:tcPr>
           <w:p>
             <w:pPr>
@@ -1677,12 +1522,7 @@
         <w:tc>
           <w:tcPr>
             <w:tcW w:w="7083" w:type="dxa"/>
-            <w:tcBorders>
-              <w:top w:val="single" w:sz="4" w:space="0" w:color="FFFFFF"/>
-              <w:start w:val="single" w:sz="4" w:space="0" w:color="FFFFFF"/>
-              <w:bottom w:val="single" w:sz="4" w:space="0" w:color="FFFFFF"/>
-              <w:end w:val="single" w:sz="4" w:space="0" w:color="FFFFFF"/>
-            </w:tcBorders>
+            <w:tcBorders/>
           </w:tcPr>
           <w:p>
             <w:pPr>
@@ -1716,12 +1556,7 @@
         <w:tc>
           <w:tcPr>
             <w:tcW w:w="2596" w:type="dxa"/>
-            <w:tcBorders>
-              <w:top w:val="single" w:sz="4" w:space="0" w:color="FFFFFF"/>
-              <w:start w:val="single" w:sz="4" w:space="0" w:color="FFFFFF"/>
-              <w:bottom w:val="single" w:sz="4" w:space="0" w:color="FFFFFF"/>
-              <w:end w:val="single" w:sz="4" w:space="0" w:color="FFFFFF"/>
-            </w:tcBorders>
+            <w:tcBorders/>
           </w:tcPr>
           <w:p>
             <w:pPr>
@@ -1758,12 +1593,7 @@
         <w:tc>
           <w:tcPr>
             <w:tcW w:w="7083" w:type="dxa"/>
-            <w:tcBorders>
-              <w:top w:val="single" w:sz="4" w:space="0" w:color="FFFFFF"/>
-              <w:start w:val="single" w:sz="4" w:space="0" w:color="FFFFFF"/>
-              <w:bottom w:val="single" w:sz="4" w:space="0" w:color="FFFFFF"/>
-              <w:end w:val="single" w:sz="4" w:space="0" w:color="FFFFFF"/>
-            </w:tcBorders>
+            <w:tcBorders/>
           </w:tcPr>
           <w:p>
             <w:pPr>
@@ -1797,12 +1627,7 @@
         <w:tc>
           <w:tcPr>
             <w:tcW w:w="2596" w:type="dxa"/>
-            <w:tcBorders>
-              <w:top w:val="single" w:sz="4" w:space="0" w:color="FFFFFF"/>
-              <w:start w:val="single" w:sz="4" w:space="0" w:color="FFFFFF"/>
-              <w:bottom w:val="single" w:sz="4" w:space="0" w:color="FFFFFF"/>
-              <w:end w:val="single" w:sz="4" w:space="0" w:color="FFFFFF"/>
-            </w:tcBorders>
+            <w:tcBorders/>
           </w:tcPr>
           <w:p>
             <w:pPr>
@@ -1839,12 +1664,7 @@
         <w:tc>
           <w:tcPr>
             <w:tcW w:w="7083" w:type="dxa"/>
-            <w:tcBorders>
-              <w:top w:val="single" w:sz="4" w:space="0" w:color="FFFFFF"/>
-              <w:start w:val="single" w:sz="4" w:space="0" w:color="FFFFFF"/>
-              <w:bottom w:val="single" w:sz="4" w:space="0" w:color="FFFFFF"/>
-              <w:end w:val="single" w:sz="4" w:space="0" w:color="FFFFFF"/>
-            </w:tcBorders>
+            <w:tcBorders/>
           </w:tcPr>
           <w:p>
             <w:pPr>
@@ -1878,12 +1698,7 @@
         <w:tc>
           <w:tcPr>
             <w:tcW w:w="2596" w:type="dxa"/>
-            <w:tcBorders>
-              <w:top w:val="single" w:sz="4" w:space="0" w:color="FFFFFF"/>
-              <w:start w:val="single" w:sz="4" w:space="0" w:color="FFFFFF"/>
-              <w:bottom w:val="single" w:sz="4" w:space="0" w:color="FFFFFF"/>
-              <w:end w:val="single" w:sz="4" w:space="0" w:color="FFFFFF"/>
-            </w:tcBorders>
+            <w:tcBorders/>
           </w:tcPr>
           <w:p>
             <w:pPr>
@@ -1920,12 +1735,7 @@
         <w:tc>
           <w:tcPr>
             <w:tcW w:w="7083" w:type="dxa"/>
-            <w:tcBorders>
-              <w:top w:val="single" w:sz="4" w:space="0" w:color="FFFFFF"/>
-              <w:start w:val="single" w:sz="4" w:space="0" w:color="FFFFFF"/>
-              <w:bottom w:val="single" w:sz="4" w:space="0" w:color="FFFFFF"/>
-              <w:end w:val="single" w:sz="4" w:space="0" w:color="FFFFFF"/>
-            </w:tcBorders>
+            <w:tcBorders/>
           </w:tcPr>
           <w:p>
             <w:pPr>
@@ -1959,12 +1769,7 @@
         <w:tc>
           <w:tcPr>
             <w:tcW w:w="2596" w:type="dxa"/>
-            <w:tcBorders>
-              <w:top w:val="single" w:sz="4" w:space="0" w:color="FFFFFF"/>
-              <w:start w:val="single" w:sz="4" w:space="0" w:color="FFFFFF"/>
-              <w:bottom w:val="single" w:sz="4" w:space="0" w:color="FFFFFF"/>
-              <w:end w:val="single" w:sz="4" w:space="0" w:color="FFFFFF"/>
-            </w:tcBorders>
+            <w:tcBorders/>
           </w:tcPr>
           <w:p>
             <w:pPr>
@@ -2001,12 +1806,7 @@
         <w:tc>
           <w:tcPr>
             <w:tcW w:w="7083" w:type="dxa"/>
-            <w:tcBorders>
-              <w:top w:val="single" w:sz="4" w:space="0" w:color="FFFFFF"/>
-              <w:start w:val="single" w:sz="4" w:space="0" w:color="FFFFFF"/>
-              <w:bottom w:val="single" w:sz="4" w:space="0" w:color="FFFFFF"/>
-              <w:end w:val="single" w:sz="4" w:space="0" w:color="FFFFFF"/>
-            </w:tcBorders>
+            <w:tcBorders/>
           </w:tcPr>
           <w:p>
             <w:pPr>
@@ -2040,12 +1840,7 @@
         <w:tc>
           <w:tcPr>
             <w:tcW w:w="2596" w:type="dxa"/>
-            <w:tcBorders>
-              <w:top w:val="single" w:sz="4" w:space="0" w:color="FFFFFF"/>
-              <w:start w:val="single" w:sz="4" w:space="0" w:color="FFFFFF"/>
-              <w:bottom w:val="single" w:sz="4" w:space="0" w:color="FFFFFF"/>
-              <w:end w:val="single" w:sz="4" w:space="0" w:color="FFFFFF"/>
-            </w:tcBorders>
+            <w:tcBorders/>
           </w:tcPr>
           <w:p>
             <w:pPr>
@@ -2082,12 +1877,7 @@
         <w:tc>
           <w:tcPr>
             <w:tcW w:w="7083" w:type="dxa"/>
-            <w:tcBorders>
-              <w:top w:val="single" w:sz="4" w:space="0" w:color="FFFFFF"/>
-              <w:start w:val="single" w:sz="4" w:space="0" w:color="FFFFFF"/>
-              <w:bottom w:val="single" w:sz="4" w:space="0" w:color="FFFFFF"/>
-              <w:end w:val="single" w:sz="4" w:space="0" w:color="FFFFFF"/>
-            </w:tcBorders>
+            <w:tcBorders/>
           </w:tcPr>
           <w:p>
             <w:pPr>
@@ -2121,12 +1911,7 @@
         <w:tc>
           <w:tcPr>
             <w:tcW w:w="2596" w:type="dxa"/>
-            <w:tcBorders>
-              <w:top w:val="single" w:sz="4" w:space="0" w:color="FFFFFF"/>
-              <w:start w:val="single" w:sz="4" w:space="0" w:color="FFFFFF"/>
-              <w:bottom w:val="single" w:sz="4" w:space="0" w:color="FFFFFF"/>
-              <w:end w:val="single" w:sz="4" w:space="0" w:color="FFFFFF"/>
-            </w:tcBorders>
+            <w:tcBorders/>
           </w:tcPr>
           <w:p>
             <w:pPr>
@@ -2163,12 +1948,7 @@
         <w:tc>
           <w:tcPr>
             <w:tcW w:w="7083" w:type="dxa"/>
-            <w:tcBorders>
-              <w:top w:val="single" w:sz="4" w:space="0" w:color="FFFFFF"/>
-              <w:start w:val="single" w:sz="4" w:space="0" w:color="FFFFFF"/>
-              <w:bottom w:val="single" w:sz="4" w:space="0" w:color="FFFFFF"/>
-              <w:end w:val="single" w:sz="4" w:space="0" w:color="FFFFFF"/>
-            </w:tcBorders>
+            <w:tcBorders/>
           </w:tcPr>
           <w:p>
             <w:pPr>
@@ -2202,12 +1982,7 @@
         <w:tc>
           <w:tcPr>
             <w:tcW w:w="2596" w:type="dxa"/>
-            <w:tcBorders>
-              <w:top w:val="single" w:sz="4" w:space="0" w:color="FFFFFF"/>
-              <w:start w:val="single" w:sz="4" w:space="0" w:color="FFFFFF"/>
-              <w:bottom w:val="single" w:sz="4" w:space="0" w:color="FFFFFF"/>
-              <w:end w:val="single" w:sz="4" w:space="0" w:color="FFFFFF"/>
-            </w:tcBorders>
+            <w:tcBorders/>
           </w:tcPr>
           <w:p>
             <w:pPr>
@@ -2245,12 +2020,7 @@
           <w:tcPr>
             <w:tcW w:w="9679" w:type="dxa"/>
             <w:gridSpan w:val="2"/>
-            <w:tcBorders>
-              <w:top w:val="single" w:sz="4" w:space="0" w:color="FFFFFF"/>
-              <w:start w:val="single" w:sz="4" w:space="0" w:color="FFFFFF"/>
-              <w:bottom w:val="single" w:sz="4" w:space="0" w:color="FFFFFF"/>
-              <w:end w:val="single" w:sz="4" w:space="0" w:color="FFFFFF"/>
-            </w:tcBorders>
+            <w:tcBorders/>
             <w:vAlign w:val="center"/>
           </w:tcPr>
           <w:p>
@@ -2289,12 +2059,7 @@
         <w:tc>
           <w:tcPr>
             <w:tcW w:w="7083" w:type="dxa"/>
-            <w:tcBorders>
-              <w:top w:val="single" w:sz="4" w:space="0" w:color="FFFFFF"/>
-              <w:start w:val="single" w:sz="4" w:space="0" w:color="FFFFFF"/>
-              <w:bottom w:val="single" w:sz="4" w:space="0" w:color="FFFFFF"/>
-              <w:end w:val="single" w:sz="4" w:space="0" w:color="FFFFFF"/>
-            </w:tcBorders>
+            <w:tcBorders/>
           </w:tcPr>
           <w:p>
             <w:pPr>
@@ -2384,12 +2149,7 @@
         <w:tc>
           <w:tcPr>
             <w:tcW w:w="2596" w:type="dxa"/>
-            <w:tcBorders>
-              <w:top w:val="single" w:sz="4" w:space="0" w:color="FFFFFF"/>
-              <w:start w:val="single" w:sz="4" w:space="0" w:color="FFFFFF"/>
-              <w:bottom w:val="single" w:sz="4" w:space="0" w:color="FFFFFF"/>
-              <w:end w:val="single" w:sz="4" w:space="0" w:color="FFFFFF"/>
-            </w:tcBorders>
+            <w:tcBorders/>
           </w:tcPr>
           <w:p>
             <w:pPr>
@@ -2426,12 +2186,7 @@
         <w:tc>
           <w:tcPr>
             <w:tcW w:w="7083" w:type="dxa"/>
-            <w:tcBorders>
-              <w:top w:val="single" w:sz="4" w:space="0" w:color="FFFFFF"/>
-              <w:start w:val="single" w:sz="4" w:space="0" w:color="FFFFFF"/>
-              <w:bottom w:val="single" w:sz="4" w:space="0" w:color="FFFFFF"/>
-              <w:end w:val="single" w:sz="4" w:space="0" w:color="FFFFFF"/>
-            </w:tcBorders>
+            <w:tcBorders/>
           </w:tcPr>
           <w:p>
             <w:pPr>
@@ -2532,12 +2287,7 @@
         <w:tc>
           <w:tcPr>
             <w:tcW w:w="2596" w:type="dxa"/>
-            <w:tcBorders>
-              <w:top w:val="single" w:sz="4" w:space="0" w:color="FFFFFF"/>
-              <w:start w:val="single" w:sz="4" w:space="0" w:color="FFFFFF"/>
-              <w:bottom w:val="single" w:sz="4" w:space="0" w:color="FFFFFF"/>
-              <w:end w:val="single" w:sz="4" w:space="0" w:color="FFFFFF"/>
-            </w:tcBorders>
+            <w:tcBorders/>
           </w:tcPr>
           <w:p>
             <w:pPr>
@@ -2618,12 +2368,7 @@
         <w:tc>
           <w:tcPr>
             <w:tcW w:w="7083" w:type="dxa"/>
-            <w:tcBorders>
-              <w:top w:val="single" w:sz="4" w:space="0" w:color="FFFFFF"/>
-              <w:start w:val="single" w:sz="4" w:space="0" w:color="FFFFFF"/>
-              <w:bottom w:val="single" w:sz="4" w:space="0" w:color="FFFFFF"/>
-              <w:end w:val="single" w:sz="4" w:space="0" w:color="FFFFFF"/>
-            </w:tcBorders>
+            <w:tcBorders/>
           </w:tcPr>
           <w:p>
             <w:pPr>
@@ -2673,12 +2418,7 @@
         <w:tc>
           <w:tcPr>
             <w:tcW w:w="2596" w:type="dxa"/>
-            <w:tcBorders>
-              <w:top w:val="single" w:sz="4" w:space="0" w:color="FFFFFF"/>
-              <w:start w:val="single" w:sz="4" w:space="0" w:color="FFFFFF"/>
-              <w:bottom w:val="single" w:sz="4" w:space="0" w:color="FFFFFF"/>
-              <w:end w:val="single" w:sz="4" w:space="0" w:color="FFFFFF"/>
-            </w:tcBorders>
+            <w:tcBorders/>
           </w:tcPr>
           <w:p>
             <w:pPr>
@@ -2716,12 +2456,7 @@
           <w:tcPr>
             <w:tcW w:w="9679" w:type="dxa"/>
             <w:gridSpan w:val="2"/>
-            <w:tcBorders>
-              <w:top w:val="single" w:sz="4" w:space="0" w:color="FFFFFF"/>
-              <w:start w:val="single" w:sz="4" w:space="0" w:color="FFFFFF"/>
-              <w:bottom w:val="single" w:sz="4" w:space="0" w:color="FFFFFF"/>
-              <w:end w:val="single" w:sz="4" w:space="0" w:color="FFFFFF"/>
-            </w:tcBorders>
+            <w:tcBorders/>
             <w:vAlign w:val="center"/>
           </w:tcPr>
           <w:p>
@@ -2760,12 +2495,7 @@
         <w:tc>
           <w:tcPr>
             <w:tcW w:w="7083" w:type="dxa"/>
-            <w:tcBorders>
-              <w:top w:val="single" w:sz="4" w:space="0" w:color="FFFFFF"/>
-              <w:start w:val="single" w:sz="4" w:space="0" w:color="FFFFFF"/>
-              <w:bottom w:val="single" w:sz="4" w:space="0" w:color="FFFFFF"/>
-              <w:end w:val="single" w:sz="4" w:space="0" w:color="FFFFFF"/>
-            </w:tcBorders>
+            <w:tcBorders/>
           </w:tcPr>
           <w:p>
             <w:pPr>
@@ -2795,12 +2525,7 @@
         <w:tc>
           <w:tcPr>
             <w:tcW w:w="2596" w:type="dxa"/>
-            <w:tcBorders>
-              <w:top w:val="single" w:sz="4" w:space="0" w:color="FFFFFF"/>
-              <w:start w:val="single" w:sz="4" w:space="0" w:color="FFFFFF"/>
-              <w:bottom w:val="single" w:sz="4" w:space="0" w:color="FFFFFF"/>
-              <w:end w:val="single" w:sz="4" w:space="0" w:color="FFFFFF"/>
-            </w:tcBorders>
+            <w:tcBorders/>
           </w:tcPr>
           <w:p>
             <w:pPr>
@@ -2848,12 +2573,7 @@
         <w:tc>
           <w:tcPr>
             <w:tcW w:w="7083" w:type="dxa"/>
-            <w:tcBorders>
-              <w:top w:val="single" w:sz="4" w:space="0" w:color="FFFFFF"/>
-              <w:start w:val="single" w:sz="4" w:space="0" w:color="FFFFFF"/>
-              <w:bottom w:val="single" w:sz="4" w:space="0" w:color="FFFFFF"/>
-              <w:end w:val="single" w:sz="4" w:space="0" w:color="FFFFFF"/>
-            </w:tcBorders>
+            <w:tcBorders/>
           </w:tcPr>
           <w:p>
             <w:pPr>
@@ -2883,12 +2603,7 @@
         <w:tc>
           <w:tcPr>
             <w:tcW w:w="2596" w:type="dxa"/>
-            <w:tcBorders>
-              <w:top w:val="single" w:sz="4" w:space="0" w:color="FFFFFF"/>
-              <w:start w:val="single" w:sz="4" w:space="0" w:color="FFFFFF"/>
-              <w:bottom w:val="single" w:sz="4" w:space="0" w:color="FFFFFF"/>
-              <w:end w:val="single" w:sz="4" w:space="0" w:color="FFFFFF"/>
-            </w:tcBorders>
+            <w:tcBorders/>
           </w:tcPr>
           <w:p>
             <w:pPr>
@@ -2925,12 +2640,7 @@
         <w:tc>
           <w:tcPr>
             <w:tcW w:w="7083" w:type="dxa"/>
-            <w:tcBorders>
-              <w:top w:val="single" w:sz="4" w:space="0" w:color="FFFFFF"/>
-              <w:start w:val="single" w:sz="4" w:space="0" w:color="FFFFFF"/>
-              <w:bottom w:val="single" w:sz="4" w:space="0" w:color="FFFFFF"/>
-              <w:end w:val="single" w:sz="4" w:space="0" w:color="FFFFFF"/>
-            </w:tcBorders>
+            <w:tcBorders/>
           </w:tcPr>
           <w:p>
             <w:pPr>
@@ -2960,12 +2670,7 @@
         <w:tc>
           <w:tcPr>
             <w:tcW w:w="2596" w:type="dxa"/>
-            <w:tcBorders>
-              <w:top w:val="single" w:sz="4" w:space="0" w:color="FFFFFF"/>
-              <w:start w:val="single" w:sz="4" w:space="0" w:color="FFFFFF"/>
-              <w:bottom w:val="single" w:sz="4" w:space="0" w:color="FFFFFF"/>
-              <w:end w:val="single" w:sz="4" w:space="0" w:color="FFFFFF"/>
-            </w:tcBorders>
+            <w:tcBorders/>
           </w:tcPr>
           <w:p>
             <w:pPr>
@@ -3002,12 +2707,7 @@
         <w:tc>
           <w:tcPr>
             <w:tcW w:w="7083" w:type="dxa"/>
-            <w:tcBorders>
-              <w:top w:val="single" w:sz="4" w:space="0" w:color="FFFFFF"/>
-              <w:start w:val="single" w:sz="4" w:space="0" w:color="FFFFFF"/>
-              <w:bottom w:val="single" w:sz="4" w:space="0" w:color="FFFFFF"/>
-              <w:end w:val="single" w:sz="4" w:space="0" w:color="FFFFFF"/>
-            </w:tcBorders>
+            <w:tcBorders/>
           </w:tcPr>
           <w:p>
             <w:pPr>
@@ -3041,12 +2741,7 @@
         <w:tc>
           <w:tcPr>
             <w:tcW w:w="2596" w:type="dxa"/>
-            <w:tcBorders>
-              <w:top w:val="single" w:sz="4" w:space="0" w:color="FFFFFF"/>
-              <w:start w:val="single" w:sz="4" w:space="0" w:color="FFFFFF"/>
-              <w:bottom w:val="single" w:sz="4" w:space="0" w:color="FFFFFF"/>
-              <w:end w:val="single" w:sz="4" w:space="0" w:color="FFFFFF"/>
-            </w:tcBorders>
+            <w:tcBorders/>
           </w:tcPr>
           <w:p>
             <w:pPr>
@@ -3084,12 +2779,7 @@
           <w:tcPr>
             <w:tcW w:w="9679" w:type="dxa"/>
             <w:gridSpan w:val="2"/>
-            <w:tcBorders>
-              <w:top w:val="single" w:sz="4" w:space="0" w:color="FFFFFF"/>
-              <w:start w:val="single" w:sz="4" w:space="0" w:color="FFFFFF"/>
-              <w:bottom w:val="single" w:sz="4" w:space="0" w:color="FFFFFF"/>
-              <w:end w:val="single" w:sz="4" w:space="0" w:color="FFFFFF"/>
-            </w:tcBorders>
+            <w:tcBorders/>
             <w:vAlign w:val="center"/>
           </w:tcPr>
           <w:p>
@@ -3128,12 +2818,7 @@
         <w:tc>
           <w:tcPr>
             <w:tcW w:w="7083" w:type="dxa"/>
-            <w:tcBorders>
-              <w:top w:val="single" w:sz="4" w:space="0" w:color="FFFFFF"/>
-              <w:start w:val="single" w:sz="4" w:space="0" w:color="FFFFFF"/>
-              <w:bottom w:val="single" w:sz="4" w:space="0" w:color="FFFFFF"/>
-              <w:end w:val="single" w:sz="4" w:space="0" w:color="FFFFFF"/>
-            </w:tcBorders>
+            <w:tcBorders/>
           </w:tcPr>
           <w:p>
             <w:pPr>
@@ -3167,12 +2852,7 @@
         <w:tc>
           <w:tcPr>
             <w:tcW w:w="2596" w:type="dxa"/>
-            <w:tcBorders>
-              <w:top w:val="single" w:sz="4" w:space="0" w:color="FFFFFF"/>
-              <w:start w:val="single" w:sz="4" w:space="0" w:color="FFFFFF"/>
-              <w:bottom w:val="single" w:sz="4" w:space="0" w:color="FFFFFF"/>
-              <w:end w:val="single" w:sz="4" w:space="0" w:color="FFFFFF"/>
-            </w:tcBorders>
+            <w:tcBorders/>
           </w:tcPr>
           <w:p>
             <w:pPr>
@@ -3231,12 +2911,7 @@
         <w:tc>
           <w:tcPr>
             <w:tcW w:w="7083" w:type="dxa"/>
-            <w:tcBorders>
-              <w:top w:val="single" w:sz="4" w:space="0" w:color="FFFFFF"/>
-              <w:start w:val="single" w:sz="4" w:space="0" w:color="FFFFFF"/>
-              <w:bottom w:val="single" w:sz="4" w:space="0" w:color="FFFFFF"/>
-              <w:end w:val="single" w:sz="4" w:space="0" w:color="FFFFFF"/>
-            </w:tcBorders>
+            <w:tcBorders/>
           </w:tcPr>
           <w:p>
             <w:pPr>
@@ -3270,12 +2945,7 @@
         <w:tc>
           <w:tcPr>
             <w:tcW w:w="2596" w:type="dxa"/>
-            <w:tcBorders>
-              <w:top w:val="single" w:sz="4" w:space="0" w:color="FFFFFF"/>
-              <w:start w:val="single" w:sz="4" w:space="0" w:color="FFFFFF"/>
-              <w:bottom w:val="single" w:sz="4" w:space="0" w:color="FFFFFF"/>
-              <w:end w:val="single" w:sz="4" w:space="0" w:color="FFFFFF"/>
-            </w:tcBorders>
+            <w:tcBorders/>
           </w:tcPr>
           <w:p>
             <w:pPr>
@@ -3334,12 +3004,7 @@
         <w:tc>
           <w:tcPr>
             <w:tcW w:w="7083" w:type="dxa"/>
-            <w:tcBorders>
-              <w:top w:val="single" w:sz="4" w:space="0" w:color="FFFFFF"/>
-              <w:start w:val="single" w:sz="4" w:space="0" w:color="FFFFFF"/>
-              <w:bottom w:val="single" w:sz="4" w:space="0" w:color="FFFFFF"/>
-              <w:end w:val="single" w:sz="4" w:space="0" w:color="FFFFFF"/>
-            </w:tcBorders>
+            <w:tcBorders/>
           </w:tcPr>
           <w:p>
             <w:pPr>
@@ -3373,12 +3038,7 @@
         <w:tc>
           <w:tcPr>
             <w:tcW w:w="2596" w:type="dxa"/>
-            <w:tcBorders>
-              <w:top w:val="single" w:sz="4" w:space="0" w:color="FFFFFF"/>
-              <w:start w:val="single" w:sz="4" w:space="0" w:color="FFFFFF"/>
-              <w:bottom w:val="single" w:sz="4" w:space="0" w:color="FFFFFF"/>
-              <w:end w:val="single" w:sz="4" w:space="0" w:color="FFFFFF"/>
-            </w:tcBorders>
+            <w:tcBorders/>
           </w:tcPr>
           <w:p>
             <w:pPr>
@@ -4040,6 +3700,13 @@
       <w:lang w:val="en-US" w:eastAsia="en-US"/>
     </w:rPr>
   </w:style>
+  <w:style w:type="paragraph" w:styleId="user2">
+    <w:name w:val="Вміст рамки (user)"/>
+    <w:basedOn w:val="Normal"/>
+    <w:qFormat/>
+    <w:pPr/>
+    <w:rPr/>
+  </w:style>
   <w:style w:type="paragraph" w:styleId="Style16">
     <w:name w:val="Вміст рамки"/>
     <w:basedOn w:val="Normal"/>
@@ -4047,12 +3714,28 @@
     <w:pPr/>
     <w:rPr/>
   </w:style>
-  <w:style w:type="paragraph" w:styleId="user2">
-    <w:name w:val="Вміст рамки (user)"/>
+  <w:style w:type="paragraph" w:styleId="Style17">
+    <w:name w:val="Вміст таблиці"/>
     <w:basedOn w:val="Normal"/>
     <w:qFormat/>
-    <w:pPr/>
+    <w:pPr>
+      <w:widowControl w:val="false"/>
+      <w:suppressLineNumbers/>
+    </w:pPr>
     <w:rPr/>
+  </w:style>
+  <w:style w:type="paragraph" w:styleId="Style18">
+    <w:name w:val="Заголовок таблиці"/>
+    <w:basedOn w:val="Style17"/>
+    <w:qFormat/>
+    <w:pPr>
+      <w:suppressLineNumbers/>
+      <w:jc w:val="center"/>
+    </w:pPr>
+    <w:rPr>
+      <w:b/>
+      <w:bCs/>
+    </w:rPr>
   </w:style>
   <w:style w:type="paragraph" w:styleId="user3">
     <w:name w:val="Вміст таблиці (user)"/>
@@ -4077,31 +3760,8 @@
       <w:bCs/>
     </w:rPr>
   </w:style>
-  <w:style w:type="paragraph" w:styleId="Style17">
-    <w:name w:val="Вміст таблиці"/>
-    <w:basedOn w:val="Normal"/>
-    <w:qFormat/>
-    <w:pPr>
-      <w:widowControl w:val="false"/>
-      <w:suppressLineNumbers/>
-    </w:pPr>
-    <w:rPr/>
-  </w:style>
-  <w:style w:type="paragraph" w:styleId="Style18">
-    <w:name w:val="Заголовок таблиці"/>
-    <w:basedOn w:val="Style17"/>
-    <w:qFormat/>
-    <w:pPr>
-      <w:suppressLineNumbers/>
-      <w:jc w:val="center"/>
-    </w:pPr>
-    <w:rPr>
-      <w:b/>
-      <w:bCs/>
-    </w:rPr>
-  </w:style>
-  <w:style w:type="numbering" w:styleId="Style19" w:default="1">
-    <w:name w:val="Без маркерів"/>
+  <w:style w:type="numbering" w:styleId="user5" w:default="1">
+    <w:name w:val="Без маркерів (user)"/>
     <w:uiPriority w:val="99"/>
     <w:semiHidden/>
     <w:unhideWhenUsed/>
